--- a/backend/data/corpus/DOC-20260808-318.docx
+++ b/backend/data/corpus/DOC-20260808-318.docx
@@ -46,7 +46,7 @@
         <w:rPr>
           <w:sz w:val="21"/>
         </w:rPr>
-        <w:t>Caught an unexpectedly long window in the workroom between patients.</w:t>
+        <w:t>An unhurried meeting at the nurses' station, first one this quarter.</w:t>
       </w:r>
     </w:p>
     <w:p>
@@ -61,7 +61,7 @@
         <w:rPr>
           <w:sz w:val="21"/>
         </w:rPr>
-        <w:t>Talked through the refractory group in general terms, without any specific case.</w:t>
+        <w:t>Monitoring intervals during titration are set by clinic routine here rather than by protocol.</w:t>
       </w:r>
     </w:p>
     <w:p>
@@ -76,22 +76,7 @@
         <w:rPr>
           <w:sz w:val="21"/>
         </w:rPr>
-        <w:t>Most of the discussion was about the referral intake process, which has not settled.</w:t>
-      </w:r>
-    </w:p>
-    <w:p>
-      <w:r>
-        <w:rPr>
-          <w:sz w:val="21"/>
-        </w:rPr>
-      </w:r>
-    </w:p>
-    <w:p>
-      <w:r>
-        <w:rPr>
-          <w:sz w:val="21"/>
-        </w:rPr>
-        <w:t>Compared notes on which sessions were worth the time.</w:t>
+        <w:t>The composition of the older half of the panel has shifted over the last year or two.</w:t>
       </w:r>
     </w:p>
     <w:p>
@@ -121,7 +106,22 @@
         <w:rPr>
           <w:sz w:val="21"/>
         </w:rPr>
-        <w:t>Noted that formulary questions is handled by one person here and that this is not specific to any one product.</w:t>
+        <w:t>Asked whether I had seen a case series someone forwarded; I had not, and offered nothing in return.</w:t>
+      </w:r>
+    </w:p>
+    <w:p>
+      <w:r>
+        <w:rPr>
+          <w:sz w:val="21"/>
+        </w:rPr>
+      </w:r>
+    </w:p>
+    <w:p>
+      <w:r>
+        <w:rPr>
+          <w:sz w:val="21"/>
+        </w:rPr>
+        <w:t>Compared notes on which sessions were worth the time.</w:t>
       </w:r>
     </w:p>
     <w:sectPr>
